--- a/generated/cv/沈恩亚_美签个人简历_中文.docx
+++ b/generated/cv/沈恩亚_美签个人简历_中文.docx
@@ -243,7 +243,7 @@
               <w:rPr>
                 <w:sz w:val="19"/>
               </w:rPr>
-              <w:t>几何建模、计算机图形学、3D AIGC</w:t>
+              <w:t>几何建模、计算机图形学</w:t>
             </w:r>
           </w:p>
         </w:tc>
@@ -527,117 +527,10 @@
     </w:p>
     <w:p>
       <w:pPr>
-        <w:pStyle w:val="ListBullet"/>
-        <w:spacing w:after="40"/>
-      </w:pPr>
-      <w:r>
-        <w:t>3D AIGC: 基于扩散模型的三维几何生成、Image-to-BRep、神经隐式表示。</w:t>
-      </w:r>
-    </w:p>
-    <w:p>
-      <w:pPr>
         <w:pStyle w:val="Heading1"/>
       </w:pPr>
       <w:r>
-        <w:t>主要科研项目</w:t>
-      </w:r>
-    </w:p>
-    <w:p>
-      <w:pPr>
-        <w:pStyle w:val="ListBullet"/>
-        <w:spacing w:after="40"/>
-      </w:pPr>
-      <w:r>
-        <w:t>2020 – Present: 三维几何建模引擎 GME（负责人）</w:t>
-      </w:r>
-    </w:p>
-    <w:p>
-      <w:pPr>
-        <w:pStyle w:val="ListBullet"/>
-        <w:spacing w:after="40"/>
-      </w:pPr>
-      <w:r>
-        <w:t>2021 – 2024: 国家重点研发计划：自由曲线曲面设计与求交理论与方法（子课题负责人）</w:t>
-      </w:r>
-    </w:p>
-    <w:p>
-      <w:pPr>
-        <w:pStyle w:val="ListBullet"/>
-        <w:spacing w:after="40"/>
-      </w:pPr>
-      <w:r>
-        <w:t>2021 – 2025: 国家重点研发计划（“揭榜挂帅”）：三维 CAD 关键技术研究与工程应用（课题执行负责人）</w:t>
-      </w:r>
-    </w:p>
-    <w:p>
-      <w:pPr>
-        <w:pStyle w:val="ListBullet"/>
-        <w:spacing w:after="40"/>
-      </w:pPr>
-      <w:r>
-        <w:t>2021 – 2025: 国家重点研发计划（“揭榜挂帅”）：专用 CAD/CAE 软件研发与应用（参与）</w:t>
-      </w:r>
-    </w:p>
-    <w:p>
-      <w:pPr>
-        <w:pStyle w:val="ListBullet"/>
-        <w:spacing w:after="40"/>
-      </w:pPr>
-      <w:r>
-        <w:t>2023 – 2026: 国家重点研发计划（“揭榜挂帅”）：三维基础几何建模引擎（参与）</w:t>
-      </w:r>
-    </w:p>
-    <w:p>
-      <w:pPr>
-        <w:pStyle w:val="ListBullet"/>
-        <w:spacing w:after="40"/>
-      </w:pPr>
-      <w:r>
-        <w:t>2022 – 2024: 信创海河实验室：面向船舶行业的三维几何造型引擎（课题负责人）</w:t>
-      </w:r>
-    </w:p>
-    <w:p>
-      <w:pPr>
-        <w:pStyle w:val="ListBullet"/>
-        <w:spacing w:after="40"/>
-      </w:pPr>
-      <w:r>
-        <w:t>2023 – 2026: 清华大学（软件学院）— 云基智慧联合研究中心：三维几何内核（执行负责人）</w:t>
-      </w:r>
-    </w:p>
-    <w:p>
-      <w:pPr>
-        <w:pStyle w:val="ListBullet"/>
-        <w:spacing w:after="40"/>
-      </w:pPr>
-      <w:r>
-        <w:t>2023 – 2025: 工信部 工业软件内核研发及应用验证产业基础共性技术中心（课题执行负责人）</w:t>
-      </w:r>
-    </w:p>
-    <w:p>
-      <w:pPr>
-        <w:pStyle w:val="ListBullet"/>
-        <w:spacing w:after="40"/>
-      </w:pPr>
-      <w:r>
-        <w:t>2023 – 2026: 北京信息科学与技术国家研究中心：基础工业软件交叉创新群体（执行负责人）</w:t>
-      </w:r>
-    </w:p>
-    <w:p>
-      <w:pPr>
-        <w:pStyle w:val="ListBullet"/>
-        <w:spacing w:after="40"/>
-      </w:pPr>
-      <w:r>
-        <w:t>2025 – 2027: 工信部 航空工业软件关键模块内核（课题负责人）</w:t>
-      </w:r>
-    </w:p>
-    <w:p>
-      <w:pPr>
-        <w:pStyle w:val="Heading1"/>
-      </w:pPr>
-      <w:r>
-        <w:t>论文发表</w:t>
+        <w:t>代表性论文（前十篇）</w:t>
       </w:r>
     </w:p>
     <w:p>
@@ -732,96 +625,6 @@
     </w:p>
     <w:p>
       <w:pPr>
-        <w:pStyle w:val="ListNumber"/>
-        <w:spacing w:after="60"/>
-      </w:pPr>
-      <w:r>
-        <w:t>Leixian Shen, Enya Shen*, Yuyu Luo, Xiaocong Yang, Xuming Hu, Xiongshuai Zhang, Zhiwei Tai, Jianmin Wang. Towards Natural Language Interfaces for Data Visualization: A Survey. IEEE Transactions on Visualization and Computer Graphics 29(6), 2023: 3121-3144.</w:t>
-      </w:r>
-    </w:p>
-    <w:p>
-      <w:pPr>
-        <w:pStyle w:val="ListNumber"/>
-        <w:spacing w:after="60"/>
-      </w:pPr>
-      <w:r>
-        <w:t>沈恩亚. 大数据可视化技术及应用. 科技导报 38(3), 2020: 68-83.</w:t>
-      </w:r>
-    </w:p>
-    <w:p>
-      <w:pPr>
-        <w:pStyle w:val="ListNumber"/>
-        <w:spacing w:after="60"/>
-      </w:pPr>
-      <w:r>
-        <w:t>Enya Shen, Yunhai Wang, Sikun Li. Spatiotemporal Volume Saliency. Journal of Visualization 19(1), 2016: 157-168.</w:t>
-      </w:r>
-    </w:p>
-    <w:p>
-      <w:pPr>
-        <w:pStyle w:val="ListNumber"/>
-        <w:spacing w:after="60"/>
-      </w:pPr>
-      <w:r>
-        <w:t>Enya Shen, Sikun Li, Xun Cai, Liang Zeng, Wenke Wang. SAVE: Saliency-Assisted Volume Exploration. Journal of Visualization 18(2), 2015: 369-379.</w:t>
-      </w:r>
-    </w:p>
-    <w:p>
-      <w:pPr>
-        <w:pStyle w:val="ListNumber"/>
-        <w:spacing w:after="60"/>
-      </w:pPr>
-      <w:r>
-        <w:t>Enya Shen, Jiazhi Xia, Zhiquan Cheng, R. Ralph Martin, Yunhai Wang, Sikun Li. Model-Driven Multicomponent Volume Exploration. The Visual Computer 31(4), 2015: 441-454.</w:t>
-      </w:r>
-    </w:p>
-    <w:p>
-      <w:pPr>
-        <w:pStyle w:val="ListNumber"/>
-        <w:spacing w:after="60"/>
-      </w:pPr>
-      <w:r>
-        <w:t>Hong Fan, Chufan Lai, Hanqi Guo, Enya Shen, Xiaoru Yuan, Sikun Li. FLDA: Latent Dirichlet Allocation Based Unsteady Flow Analysis. IEEE Transactions on Visualization and Computer Graphics 20(12), 2014: 2545-2554.</w:t>
-      </w:r>
-    </w:p>
-    <w:p>
-      <w:pPr>
-        <w:pStyle w:val="ListNumber"/>
-        <w:spacing w:after="60"/>
-      </w:pPr>
-      <w:r>
-        <w:t>Enya Shen, Sikun Li, Xun Cai, Liang Zeng, Wenke Wang. Sketch-Based Interactive Visualization: A Survey. Journal of Visualization 17(4), 2014: 275-294.</w:t>
-      </w:r>
-    </w:p>
-    <w:p>
-      <w:pPr>
-        <w:pStyle w:val="ListNumber"/>
-        <w:spacing w:after="60"/>
-      </w:pPr>
-      <w:r>
-        <w:t>Enya Shen, Zhiquan Cheng, Jiazhi Xia, Sikun Li. Intuitive Volume Eraser. Computational Visual Media, LNCS 7633, 2012: 250-257.</w:t>
-      </w:r>
-    </w:p>
-    <w:p>
-      <w:pPr>
-        <w:pStyle w:val="ListNumber"/>
-        <w:spacing w:after="60"/>
-      </w:pPr>
-      <w:r>
-        <w:t>沈恩亚, 王攀, 李思昆, 蔡勋, 曾亮, 王文珂. 大规模数据并行可视化与交互环境. HPC China 2012 (最佳论文提名).</w:t>
-      </w:r>
-    </w:p>
-    <w:p>
-      <w:pPr>
-        <w:pStyle w:val="ListNumber"/>
-        <w:spacing w:after="60"/>
-      </w:pPr>
-      <w:r>
-        <w:t>Enya Shen, Huaxun Xu, Wenke Wang, Xun Cai, Liang Zeng, Sikun Li. Interactive Visual Analysis of Vortex in 3D Flow with FFDL. 2011 International Conference on Virtual Reality and Visualization (ICVRV), 2011: 295-298.</w:t>
-      </w:r>
-    </w:p>
-    <w:p>
-      <w:pPr>
         <w:pStyle w:val="Heading1"/>
       </w:pPr>
       <w:r>
@@ -844,140 +647,6 @@
       </w:pPr>
       <w:r>
         <w:t>李思昆, 蔡勋, 王文珂, 王攀, 王怀晖, 沈恩亚. 大规模流场科学计算可视化. 国防工业出版社, 2013.</w:t>
-      </w:r>
-    </w:p>
-    <w:p>
-      <w:pPr>
-        <w:pStyle w:val="Heading1"/>
-      </w:pPr>
-      <w:r>
-        <w:t>授权/公开专利</w:t>
-      </w:r>
-    </w:p>
-    <w:p>
-      <w:pPr>
-        <w:pStyle w:val="ListNumber"/>
-        <w:spacing w:after="60"/>
-      </w:pPr>
-      <w:r>
-        <w:t>王建民, 沈恩亚, 沈磊贤, 太志伟. 一种基于样例的可视化生成方法及系统. CN115098088A, 2022-09-23.</w:t>
-      </w:r>
-    </w:p>
-    <w:p>
-      <w:pPr>
-        <w:pStyle w:val="ListNumber"/>
-        <w:spacing w:after="60"/>
-      </w:pPr>
-      <w:r>
-        <w:t>毛贯中, 左光远, 王建民, 赵曦滨, 沈恩亚, 宋怡然. 债券产品的潜在客户推荐方法和装置. CN113592529A, 2021-11-02.</w:t>
-      </w:r>
-    </w:p>
-    <w:p>
-      <w:pPr>
-        <w:pStyle w:val="ListNumber"/>
-        <w:spacing w:after="60"/>
-      </w:pPr>
-      <w:r>
-        <w:t>王建民, 沈恩亚, 太志伟, 宋怡然, 沈磊贤. 图布局优化方法和系统、电子设备及可读存储介质. CN113127697A, 2021-07-16.</w:t>
-      </w:r>
-    </w:p>
-    <w:p>
-      <w:pPr>
-        <w:pStyle w:val="ListNumber"/>
-        <w:spacing w:after="60"/>
-      </w:pPr>
-      <w:r>
-        <w:t>王建民, 沈恩亚, 宋怡然, 沈磊贤. 一种自适应采样与查询方法及系统. CN112883064A, 2021-06-01.</w:t>
-      </w:r>
-    </w:p>
-    <w:p>
-      <w:pPr>
-        <w:pStyle w:val="ListNumber"/>
-        <w:spacing w:after="60"/>
-      </w:pPr>
-      <w:r>
-        <w:t>王建民, 沈恩亚, 太志伟, 宋怡然. 一种社交网络关键节点发现方法及系统. CN112765329A, 2021-05-07.</w:t>
-      </w:r>
-    </w:p>
-    <w:p>
-      <w:pPr>
-        <w:pStyle w:val="ListNumber"/>
-        <w:spacing w:after="60"/>
-      </w:pPr>
-      <w:r>
-        <w:t>王建民, 沈磊贤, 沈恩亚, 太志伟, 宋怡然. 一种面向任务的可视化推荐方法及装置. CN112749224A, 2021-05-04.</w:t>
-      </w:r>
-    </w:p>
-    <w:p>
-      <w:pPr>
-        <w:pStyle w:val="ListNumber"/>
-        <w:spacing w:after="60"/>
-      </w:pPr>
-      <w:r>
-        <w:t>王建民, 沈恩亚, 张力, 钱舟. 一种多核心元素的知识图谱边图布局方法及系统. CN111259165A, 2020-06-09.</w:t>
-      </w:r>
-    </w:p>
-    <w:p>
-      <w:pPr>
-        <w:pStyle w:val="ListNumber"/>
-        <w:spacing w:after="60"/>
-      </w:pPr>
-      <w:r>
-        <w:t>王建民, 沈恩亚, 张力, 韦宇华. 一种面向知识图谱的交互可视化方法、平台和系统. CN111259297A, 2020-06-09.</w:t>
-      </w:r>
-    </w:p>
-    <w:p>
-      <w:pPr>
-        <w:pStyle w:val="ListNumber"/>
-        <w:spacing w:after="60"/>
-      </w:pPr>
-      <w:r>
-        <w:t>王建民, 沈恩亚, 刘英博, 赵鑫. 一种基于球面网格遥感数据文件集的键值存储方法及装置. CN110263017A, 2019-09-20.</w:t>
-      </w:r>
-    </w:p>
-    <w:p>
-      <w:pPr>
-        <w:pStyle w:val="ListNumber"/>
-        <w:spacing w:after="60"/>
-      </w:pPr>
-      <w:r>
-        <w:t>曾亮, 徐华勋, 王怀晖, 蔡勋, 李思昆, 王文珂, 沈恩亚. 一种基于模糊测度的流场涡特征检测方法. CN103440650A, 2013-12-11.</w:t>
-      </w:r>
-    </w:p>
-    <w:p>
-      <w:pPr>
-        <w:pStyle w:val="ListNumber"/>
-        <w:spacing w:after="60"/>
-      </w:pPr>
-      <w:r>
-        <w:t>王文珂, 王攀, 蔡勋, 李思昆, 曾亮, 沈恩亚, 王怀晖, 刘华海. 一种渐进最优的三角网格重复顶点快速去除方法. CN103425787A, 2013-12-04.</w:t>
-      </w:r>
-    </w:p>
-    <w:p>
-      <w:pPr>
-        <w:pStyle w:val="ListNumber"/>
-        <w:spacing w:after="60"/>
-      </w:pPr>
-      <w:r>
-        <w:t>蔡勋, 马千里, 王文珂, 曾亮, 李思昆, 沈恩亚, 王攀, 王文涛. 基于双控制体的格心网格数据三维激波特征定位方法. CN103413060A, 2013-11-27.</w:t>
-      </w:r>
-    </w:p>
-    <w:p>
-      <w:pPr>
-        <w:pStyle w:val="ListNumber"/>
-        <w:spacing w:after="60"/>
-      </w:pPr>
-      <w:r>
-        <w:t>李思昆, 王怀晖, 曾亮, 蔡勋, 王文珂, 徐华勋, 王攀, 沈恩亚. 基于旋转因子的曲面流场涡特征提取方法. CN103413334A, 2013-11-27.</w:t>
-      </w:r>
-    </w:p>
-    <w:p>
-      <w:pPr>
-        <w:pStyle w:val="ListNumber"/>
-        <w:spacing w:after="60"/>
-      </w:pPr>
-      <w:r>
-        <w:t>李思昆, 沈恩亚, 蔡勋, 王文珂, 曾亮, 王攀, 王怀晖, 王文涛. 基于 GPU 的三维空间交互点判定加速方法. CN103413345A, 2013-11-27.</w:t>
       </w:r>
     </w:p>
     <w:p>
